--- a/manuscript/supplementary_material_JTM.docx
+++ b/manuscript/supplementary_material_JTM.docx
@@ -25,7 +25,7 @@
     </w:p>
     <w:p>
       <w:r>
-        <w:t>The executable analysis plan, source manifest, eligibility catalogues, checkpoint-capable scripts and released out-of-fold prediction tables are available in the companion repository. Large local restart checkpoints are not redistributed. Tables below are concise views; complete machine-readable CSV files are authoritative.</w:t>
+        <w:t>The executable analysis plan, source manifest, eligibility catalogues, checkpoint-capable scripts and released out-of-fold prediction tables are available in the companion analysis repository. The separate TITANPred R package bundles all fitted research models, the model registry, reference distributions and report template. Large local restart checkpoints are not redistributed. Tables below are concise views; complete machine-readable CSV files are authoritative.</w:t>
       </w:r>
     </w:p>
     <w:p>

--- a/manuscript/supplementary_material_JTM.docx
+++ b/manuscript/supplementary_material_JTM.docx
@@ -13,6 +13,11 @@
     <w:p>
       <w:r>
         <w:t>A patient-level TCGA discovery atlas of molecular and immune predictability from pretrained TITAN whole-slide representations across 32 cancers</w:t>
+      </w:r>
+    </w:p>
+    <w:p>
+      <w:r>
+        <w:t>This document is Additional file 1. The COAD example A and example B TITANPred single-sample reports are supplied as separate PDF attachments (Additional files 2 and 3, respectively).</w:t>
       </w:r>
     </w:p>
     <w:p>

--- a/manuscript/supplementary_material_JTM.docx
+++ b/manuscript/supplementary_material_JTM.docx
@@ -17,7 +17,7 @@
     </w:p>
     <w:p>
       <w:r>
-        <w:t>This document is Additional file 1. The COAD example A and example B TITANPred single-sample reports are supplied as separate PDF attachments (Additional files 2 and 3, respectively).</w:t>
+        <w:t>This document is Additional file 1. The COAD example A (TCGA-AD-6964) and example B (TCGA-5M-AAT5) TITANPred single-sample reports are supplied as separate PDF attachments (Additional files 2 and 3, respectively).</w:t>
       </w:r>
     </w:p>
     <w:p>
